--- a/项目文档/设计文档-架构设计-pjh.docx
+++ b/项目文档/设计文档-架构设计-pjh.docx
@@ -398,9 +398,17 @@
           <w:p>
             <w:pPr>
               <w:pStyle w:val="Compact"/>
-            </w:pPr>
-            <w:r>
-              <w:t>Codex</w:t>
+              <w:rPr>
+                <w:rFonts w:hint="eastAsia"/>
+                <w:lang w:eastAsia="zh-CN"/>
+              </w:rPr>
+            </w:pPr>
+            <w:r>
+              <w:rPr>
+                <w:rFonts w:hint="eastAsia"/>
+                <w:lang w:eastAsia="zh-CN"/>
+              </w:rPr>
+              <w:t>彭嘉辉</w:t>
             </w:r>
           </w:p>
         </w:tc>
@@ -840,14 +848,12 @@
       <w:r>
         <w:t xml:space="preserve">1.2 </w:t>
       </w:r>
-      <w:proofErr w:type="spellStart"/>
       <w:r>
         <w:rPr>
           <w:rFonts w:hint="eastAsia"/>
         </w:rPr>
         <w:t>项目背景</w:t>
       </w:r>
-      <w:proofErr w:type="spellEnd"/>
     </w:p>
     <w:p>
       <w:pPr>
@@ -885,7 +891,6 @@
           <w:numId w:val="4"/>
         </w:numPr>
       </w:pPr>
-      <w:proofErr w:type="spellStart"/>
       <w:r>
         <w:rPr>
           <w:rFonts w:hint="eastAsia"/>
@@ -906,7 +911,6 @@
         </w:rPr>
         <w:t>FastAPI</w:t>
       </w:r>
-      <w:proofErr w:type="spellEnd"/>
       <w:r>
         <w:t xml:space="preserve"> + Vue3 + Qwen LLM + ChromaDB + MySQL</w:t>
       </w:r>
@@ -982,14 +986,12 @@
       <w:r>
         <w:t xml:space="preserve">1.3 </w:t>
       </w:r>
-      <w:proofErr w:type="spellStart"/>
       <w:r>
         <w:rPr>
           <w:rFonts w:hint="eastAsia"/>
         </w:rPr>
         <w:t>参考文档</w:t>
       </w:r>
-      <w:proofErr w:type="spellEnd"/>
     </w:p>
     <w:p>
       <w:pPr>
@@ -1567,23 +1569,7 @@
           <w:rStyle w:val="VerbatimChar"/>
           <w:lang w:eastAsia="zh-CN"/>
         </w:rPr>
-        <w:t xml:space="preserve"> (</w:t>
-      </w:r>
-      <w:proofErr w:type="spellStart"/>
-      <w:r>
-        <w:rPr>
-          <w:rStyle w:val="VerbatimChar"/>
-          <w:lang w:eastAsia="zh-CN"/>
-        </w:rPr>
-        <w:t>FastAPI</w:t>
-      </w:r>
-      <w:proofErr w:type="spellEnd"/>
-      <w:r>
-        <w:rPr>
-          <w:rStyle w:val="VerbatimChar"/>
-          <w:lang w:eastAsia="zh-CN"/>
-        </w:rPr>
-        <w:t>)                      │</w:t>
+        <w:t xml:space="preserve"> (FastAPI)                      │</w:t>
       </w:r>
       <w:r>
         <w:rPr>
@@ -2115,23 +2101,7 @@
           <w:rStyle w:val="VerbatimChar"/>
           <w:lang w:eastAsia="zh-CN"/>
         </w:rPr>
-        <w:t xml:space="preserve">│  │   MySQL     │  │  </w:t>
-      </w:r>
-      <w:proofErr w:type="spellStart"/>
-      <w:r>
-        <w:rPr>
-          <w:rStyle w:val="VerbatimChar"/>
-          <w:lang w:eastAsia="zh-CN"/>
-        </w:rPr>
-        <w:t>ChromaDB</w:t>
-      </w:r>
-      <w:proofErr w:type="spellEnd"/>
-      <w:r>
-        <w:rPr>
-          <w:rStyle w:val="VerbatimChar"/>
-          <w:lang w:eastAsia="zh-CN"/>
-        </w:rPr>
-        <w:t xml:space="preserve">   │  │    </w:t>
+        <w:t xml:space="preserve">│  │   MySQL     │  │  ChromaDB   │  │    </w:t>
       </w:r>
       <w:r>
         <w:rPr>
@@ -4022,14 +3992,12 @@
             <w:pPr>
               <w:pStyle w:val="Compact"/>
             </w:pPr>
-            <w:proofErr w:type="spellStart"/>
             <w:r>
               <w:rPr>
                 <w:rFonts w:hint="eastAsia"/>
               </w:rPr>
               <w:t>组件标识</w:t>
             </w:r>
-            <w:proofErr w:type="spellEnd"/>
           </w:p>
         </w:tc>
         <w:tc>
@@ -4262,14 +4230,12 @@
             <w:r>
               <w:t xml:space="preserve">RAG </w:t>
             </w:r>
-            <w:proofErr w:type="spellStart"/>
             <w:r>
               <w:rPr>
                 <w:rFonts w:hint="eastAsia"/>
               </w:rPr>
               <w:t>核心引擎</w:t>
             </w:r>
-            <w:proofErr w:type="spellEnd"/>
           </w:p>
         </w:tc>
         <w:tc>
@@ -4505,7 +4471,6 @@
         </w:rPr>
         <w:t xml:space="preserve"> </w:t>
       </w:r>
-      <w:proofErr w:type="spellStart"/>
       <w:r>
         <w:rPr>
           <w:rFonts w:hint="eastAsia"/>
@@ -4513,7 +4478,6 @@
         </w:rPr>
         <w:t>ChromaDB</w:t>
       </w:r>
-      <w:proofErr w:type="spellEnd"/>
       <w:r>
         <w:rPr>
           <w:rFonts w:hint="eastAsia"/>
@@ -4590,19 +4554,11 @@
         </w:rPr>
         <w:t>、</w:t>
       </w:r>
-      <w:proofErr w:type="spellStart"/>
-      <w:r>
-        <w:rPr>
-          <w:lang w:eastAsia="zh-CN"/>
-        </w:rPr>
-        <w:t>ChromaDB</w:t>
-      </w:r>
-      <w:proofErr w:type="spellEnd"/>
-      <w:r>
-        <w:rPr>
-          <w:lang w:eastAsia="zh-CN"/>
-        </w:rPr>
-        <w:t xml:space="preserve"> </w:t>
+      <w:r>
+        <w:rPr>
+          <w:lang w:eastAsia="zh-CN"/>
+        </w:rPr>
+        <w:t xml:space="preserve">ChromaDB </w:t>
       </w:r>
       <w:r>
         <w:rPr>
@@ -4750,7 +4706,6 @@
           <w:numId w:val="7"/>
         </w:numPr>
         <w:rPr>
-          <w:rFonts w:hint="eastAsia"/>
           <w:lang w:eastAsia="zh-CN"/>
         </w:rPr>
       </w:pPr>
@@ -4824,14 +4779,12 @@
             <w:pPr>
               <w:pStyle w:val="Compact"/>
             </w:pPr>
-            <w:proofErr w:type="spellStart"/>
             <w:r>
               <w:rPr>
                 <w:rFonts w:hint="eastAsia"/>
               </w:rPr>
               <w:t>序号</w:t>
             </w:r>
-            <w:proofErr w:type="spellEnd"/>
           </w:p>
         </w:tc>
         <w:tc>
@@ -5391,19 +5344,11 @@
       <w:pPr>
         <w:pStyle w:val="FirstParagraph"/>
       </w:pPr>
-      <w:proofErr w:type="spellStart"/>
-      <w:r>
-        <w:rPr>
-          <w:rFonts w:hint="eastAsia"/>
-        </w:rPr>
-        <w:t>关系摘要如下</w:t>
-      </w:r>
-      <w:proofErr w:type="spellEnd"/>
-      <w:r>
-        <w:rPr>
-          <w:rFonts w:hint="eastAsia"/>
-        </w:rPr>
-        <w:t>：</w:t>
+      <w:r>
+        <w:rPr>
+          <w:rFonts w:hint="eastAsia"/>
+        </w:rPr>
+        <w:t>关系摘要如下：</w:t>
       </w:r>
     </w:p>
     <w:p>
@@ -5600,14 +5545,12 @@
             <w:pPr>
               <w:pStyle w:val="Compact"/>
             </w:pPr>
-            <w:proofErr w:type="spellStart"/>
             <w:r>
               <w:rPr>
                 <w:rFonts w:hint="eastAsia"/>
               </w:rPr>
               <w:t>字段名</w:t>
             </w:r>
-            <w:proofErr w:type="spellEnd"/>
           </w:p>
         </w:tc>
         <w:tc>
@@ -6161,7 +6104,6 @@
         <w:lastRenderedPageBreak/>
         <w:t xml:space="preserve">2.4.2.5 </w:t>
       </w:r>
-      <w:proofErr w:type="spellStart"/>
       <w:r>
         <w:rPr>
           <w:rFonts w:hint="eastAsia"/>
@@ -6174,7 +6116,6 @@
         </w:rPr>
         <w:t>resources</w:t>
       </w:r>
-      <w:proofErr w:type="spellEnd"/>
     </w:p>
     <w:p>
       <w:pPr>
@@ -7118,7 +7059,6 @@
       <w:r>
         <w:t xml:space="preserve">2.4.2.6 </w:t>
       </w:r>
-      <w:proofErr w:type="spellStart"/>
       <w:r>
         <w:rPr>
           <w:rFonts w:hint="eastAsia"/>
@@ -7131,7 +7071,6 @@
         </w:rPr>
         <w:t>lesson_plan_time_logs</w:t>
       </w:r>
-      <w:proofErr w:type="spellEnd"/>
     </w:p>
     <w:p>
       <w:pPr>
@@ -7991,14 +7930,12 @@
             <w:pPr>
               <w:pStyle w:val="Compact"/>
             </w:pPr>
-            <w:proofErr w:type="spellStart"/>
             <w:r>
               <w:rPr>
                 <w:rStyle w:val="VerbatimChar"/>
               </w:rPr>
               <w:t>start_time</w:t>
             </w:r>
-            <w:proofErr w:type="spellEnd"/>
           </w:p>
         </w:tc>
         <w:tc>
@@ -8192,14 +8129,12 @@
             <w:pPr>
               <w:pStyle w:val="Compact"/>
             </w:pPr>
-            <w:proofErr w:type="spellStart"/>
             <w:r>
               <w:rPr>
                 <w:rFonts w:hint="eastAsia"/>
               </w:rPr>
               <w:t>字段名</w:t>
             </w:r>
-            <w:proofErr w:type="spellEnd"/>
           </w:p>
         </w:tc>
         <w:tc>
@@ -8713,7 +8648,6 @@
         <w:lastRenderedPageBreak/>
         <w:t xml:space="preserve">2.4.2.9 </w:t>
       </w:r>
-      <w:proofErr w:type="spellStart"/>
       <w:r>
         <w:rPr>
           <w:rFonts w:hint="eastAsia"/>
@@ -8726,7 +8660,6 @@
         </w:rPr>
         <w:t>student_performance</w:t>
       </w:r>
-      <w:proofErr w:type="spellEnd"/>
     </w:p>
     <w:p>
       <w:pPr>
@@ -9743,7 +9676,6 @@
       <w:r>
         <w:t xml:space="preserve">2.4.2.10 </w:t>
       </w:r>
-      <w:proofErr w:type="spellStart"/>
       <w:r>
         <w:rPr>
           <w:rFonts w:hint="eastAsia"/>
@@ -9756,7 +9688,6 @@
         </w:rPr>
         <w:t>user_activity_logs</w:t>
       </w:r>
-      <w:proofErr w:type="spellEnd"/>
     </w:p>
     <w:p>
       <w:pPr>
@@ -10472,30 +10403,20 @@
           <w:numId w:val="16"/>
         </w:numPr>
       </w:pPr>
-      <w:proofErr w:type="spellStart"/>
       <w:r>
         <w:rPr>
           <w:rStyle w:val="VerbatimChar"/>
         </w:rPr>
         <w:t>metadata_json</w:t>
       </w:r>
-      <w:proofErr w:type="spellEnd"/>
       <w:r>
         <w:t xml:space="preserve"> </w:t>
       </w:r>
-      <w:proofErr w:type="spellStart"/>
-      <w:r>
-        <w:rPr>
-          <w:rFonts w:hint="eastAsia"/>
-        </w:rPr>
-        <w:t>允许在不改表结构的情况下补充上下文信息</w:t>
-      </w:r>
-      <w:proofErr w:type="spellEnd"/>
-      <w:r>
-        <w:rPr>
-          <w:rFonts w:hint="eastAsia"/>
-        </w:rPr>
-        <w:t>。</w:t>
+      <w:r>
+        <w:rPr>
+          <w:rFonts w:hint="eastAsia"/>
+        </w:rPr>
+        <w:t>允许在不改表结构的情况下补充上下文信息。</w:t>
       </w:r>
     </w:p>
     <w:p>
@@ -10578,7 +10499,6 @@
         </w:rPr>
         <w:t xml:space="preserve">2.4.3 CSC2-07 </w:t>
       </w:r>
-      <w:proofErr w:type="spellStart"/>
       <w:r>
         <w:rPr>
           <w:rFonts w:hint="eastAsia"/>
@@ -10586,7 +10506,6 @@
         </w:rPr>
         <w:t>ChromaDB</w:t>
       </w:r>
-      <w:proofErr w:type="spellEnd"/>
       <w:r>
         <w:rPr>
           <w:rFonts w:hint="eastAsia"/>
@@ -10624,19 +10543,11 @@
           <w:lang w:eastAsia="zh-CN"/>
         </w:rPr>
       </w:pPr>
-      <w:proofErr w:type="spellStart"/>
-      <w:r>
-        <w:rPr>
-          <w:lang w:eastAsia="zh-CN"/>
-        </w:rPr>
-        <w:t>ChromaDB</w:t>
-      </w:r>
-      <w:proofErr w:type="spellEnd"/>
-      <w:r>
-        <w:rPr>
-          <w:lang w:eastAsia="zh-CN"/>
-        </w:rPr>
-        <w:t xml:space="preserve"> </w:t>
+      <w:r>
+        <w:rPr>
+          <w:lang w:eastAsia="zh-CN"/>
+        </w:rPr>
+        <w:t xml:space="preserve">ChromaDB </w:t>
       </w:r>
       <w:r>
         <w:rPr>
@@ -10692,25 +10603,21 @@
           <w:numId w:val="17"/>
         </w:numPr>
       </w:pPr>
-      <w:proofErr w:type="spellStart"/>
       <w:r>
         <w:rPr>
           <w:rFonts w:hint="eastAsia"/>
         </w:rPr>
         <w:t>提供</w:t>
       </w:r>
-      <w:proofErr w:type="spellEnd"/>
       <w:r>
         <w:t xml:space="preserve"> Top-K </w:t>
       </w:r>
-      <w:proofErr w:type="spellStart"/>
       <w:r>
         <w:rPr>
           <w:rFonts w:hint="eastAsia"/>
         </w:rPr>
         <w:t>相似检索能力</w:t>
       </w:r>
-      <w:proofErr w:type="spellEnd"/>
     </w:p>
     <w:p>
       <w:pPr>
@@ -10740,14 +10647,12 @@
       <w:r>
         <w:t xml:space="preserve">2.4.3.2 </w:t>
       </w:r>
-      <w:proofErr w:type="spellStart"/>
       <w:r>
         <w:rPr>
           <w:rFonts w:hint="eastAsia"/>
         </w:rPr>
         <w:t>存储内容与物理位置</w:t>
       </w:r>
-      <w:proofErr w:type="spellEnd"/>
     </w:p>
     <w:p>
       <w:pPr>
@@ -11027,14 +10932,12 @@
       <w:r>
         <w:t xml:space="preserve">2.4.3.4 </w:t>
       </w:r>
-      <w:proofErr w:type="spellStart"/>
       <w:r>
         <w:rPr>
           <w:rFonts w:hint="eastAsia"/>
         </w:rPr>
         <w:t>主要内部表</w:t>
       </w:r>
-      <w:proofErr w:type="spellEnd"/>
     </w:p>
     <w:tbl>
       <w:tblPr>
@@ -11409,25 +11312,21 @@
             <w:pPr>
               <w:pStyle w:val="Compact"/>
             </w:pPr>
-            <w:proofErr w:type="spellStart"/>
             <w:r>
               <w:rPr>
                 <w:rStyle w:val="VerbatimChar"/>
               </w:rPr>
               <w:t>embedding_fulltext_search</w:t>
             </w:r>
-            <w:proofErr w:type="spellEnd"/>
             <w:r>
               <w:t xml:space="preserve"> </w:t>
             </w:r>
-            <w:proofErr w:type="spellStart"/>
             <w:r>
               <w:rPr>
                 <w:rFonts w:hint="eastAsia"/>
               </w:rPr>
               <w:t>及附属表</w:t>
             </w:r>
-            <w:proofErr w:type="spellEnd"/>
           </w:p>
         </w:tc>
         <w:tc>
@@ -11487,7 +11386,6 @@
           <w:numId w:val="20"/>
         </w:numPr>
       </w:pPr>
-      <w:proofErr w:type="spellStart"/>
       <w:r>
         <w:rPr>
           <w:rStyle w:val="VerbatimChar"/>
@@ -11500,7 +11398,6 @@
         </w:rPr>
         <w:t>：来源文档路径</w:t>
       </w:r>
-      <w:proofErr w:type="spellEnd"/>
     </w:p>
     <w:p>
       <w:pPr>
@@ -11581,14 +11478,12 @@
       <w:r>
         <w:t xml:space="preserve">2.4.3.6 </w:t>
       </w:r>
-      <w:proofErr w:type="spellStart"/>
       <w:r>
         <w:rPr>
           <w:rFonts w:hint="eastAsia"/>
         </w:rPr>
         <w:t>构建流程</w:t>
       </w:r>
-      <w:proofErr w:type="spellEnd"/>
     </w:p>
     <w:p>
       <w:pPr>
@@ -11710,14 +11605,12 @@
           <w:numId w:val="21"/>
         </w:numPr>
       </w:pPr>
-      <w:proofErr w:type="spellStart"/>
       <w:r>
         <w:rPr>
           <w:rFonts w:hint="eastAsia"/>
         </w:rPr>
         <w:t>使用</w:t>
       </w:r>
-      <w:proofErr w:type="spellEnd"/>
       <w:r>
         <w:t xml:space="preserve"> </w:t>
       </w:r>
@@ -11730,14 +11623,12 @@
       <w:r>
         <w:t xml:space="preserve"> </w:t>
       </w:r>
-      <w:proofErr w:type="spellStart"/>
       <w:r>
         <w:rPr>
           <w:rFonts w:hint="eastAsia"/>
         </w:rPr>
         <w:t>生成嵌入向量</w:t>
       </w:r>
-      <w:proofErr w:type="spellEnd"/>
     </w:p>
     <w:p>
       <w:pPr>
@@ -11785,14 +11676,12 @@
       <w:r>
         <w:t xml:space="preserve">2.4.3.7 </w:t>
       </w:r>
-      <w:proofErr w:type="spellStart"/>
       <w:r>
         <w:rPr>
           <w:rFonts w:hint="eastAsia"/>
         </w:rPr>
         <w:t>在系统中的使用方式</w:t>
       </w:r>
-      <w:proofErr w:type="spellEnd"/>
     </w:p>
     <w:p>
       <w:pPr>
@@ -11987,14 +11876,12 @@
           <w:numId w:val="23"/>
         </w:numPr>
       </w:pPr>
-      <w:proofErr w:type="spellStart"/>
       <w:r>
         <w:rPr>
           <w:rFonts w:hint="eastAsia"/>
         </w:rPr>
         <w:t>向量库底层索引文件</w:t>
       </w:r>
-      <w:proofErr w:type="spellEnd"/>
     </w:p>
     <w:p>
       <w:pPr>
@@ -12093,14 +11980,12 @@
             <w:pPr>
               <w:pStyle w:val="Compact"/>
             </w:pPr>
-            <w:proofErr w:type="spellStart"/>
             <w:r>
               <w:rPr>
                 <w:rFonts w:hint="eastAsia"/>
               </w:rPr>
               <w:t>目录</w:t>
             </w:r>
-            <w:proofErr w:type="spellEnd"/>
           </w:p>
         </w:tc>
         <w:tc>
@@ -12454,7 +12339,6 @@
         </w:rPr>
         <w:t xml:space="preserve"> </w:t>
       </w:r>
-      <w:proofErr w:type="spellStart"/>
       <w:r>
         <w:rPr>
           <w:rStyle w:val="VerbatimChar"/>
@@ -12462,7 +12346,6 @@
         </w:rPr>
         <w:t>file_path</w:t>
       </w:r>
-      <w:proofErr w:type="spellEnd"/>
       <w:r>
         <w:rPr>
           <w:lang w:eastAsia="zh-CN"/>
@@ -12542,29 +12425,24 @@
           <w:numId w:val="25"/>
         </w:numPr>
       </w:pPr>
-      <w:proofErr w:type="spellStart"/>
       <w:r>
         <w:rPr>
           <w:rFonts w:hint="eastAsia"/>
         </w:rPr>
         <w:t>避免把大量</w:t>
       </w:r>
-      <w:proofErr w:type="spellEnd"/>
       <w:r>
         <w:t xml:space="preserve"> Markdown </w:t>
       </w:r>
-      <w:proofErr w:type="spellStart"/>
       <w:r>
         <w:rPr>
           <w:rFonts w:hint="eastAsia"/>
         </w:rPr>
         <w:t>正文直接写入</w:t>
       </w:r>
-      <w:proofErr w:type="spellEnd"/>
       <w:r>
         <w:t xml:space="preserve"> </w:t>
       </w:r>
-      <w:proofErr w:type="spellStart"/>
       <w:r>
         <w:rPr>
           <w:rFonts w:hint="eastAsia"/>
@@ -12577,7 +12455,6 @@
         </w:rPr>
         <w:t>，减轻主库压力</w:t>
       </w:r>
-      <w:proofErr w:type="spellEnd"/>
     </w:p>
     <w:p>
       <w:pPr>
@@ -12602,19 +12479,11 @@
       <w:pPr>
         <w:pStyle w:val="FirstParagraph"/>
       </w:pPr>
-      <w:proofErr w:type="spellStart"/>
-      <w:r>
-        <w:rPr>
-          <w:rFonts w:hint="eastAsia"/>
-        </w:rPr>
-        <w:t>同时需要注意</w:t>
-      </w:r>
-      <w:proofErr w:type="spellEnd"/>
-      <w:r>
-        <w:rPr>
-          <w:rFonts w:hint="eastAsia"/>
-        </w:rPr>
-        <w:t>：</w:t>
+      <w:r>
+        <w:rPr>
+          <w:rFonts w:hint="eastAsia"/>
+        </w:rPr>
+        <w:t>同时需要注意：</w:t>
       </w:r>
     </w:p>
     <w:p>
@@ -12663,36 +12532,30 @@
           <w:numId w:val="26"/>
         </w:numPr>
       </w:pPr>
-      <w:proofErr w:type="spellStart"/>
       <w:r>
         <w:rPr>
           <w:rFonts w:hint="eastAsia"/>
         </w:rPr>
         <w:t>文件移动、删除、部署路径变化都可能造成</w:t>
       </w:r>
-      <w:proofErr w:type="spellEnd"/>
       <w:r>
         <w:t xml:space="preserve"> </w:t>
       </w:r>
-      <w:proofErr w:type="spellStart"/>
       <w:r>
         <w:rPr>
           <w:rStyle w:val="VerbatimChar"/>
         </w:rPr>
         <w:t>file_path</w:t>
       </w:r>
-      <w:proofErr w:type="spellEnd"/>
       <w:r>
         <w:t xml:space="preserve"> </w:t>
       </w:r>
-      <w:proofErr w:type="spellStart"/>
       <w:r>
         <w:rPr>
           <w:rFonts w:hint="eastAsia"/>
         </w:rPr>
         <w:t>失效</w:t>
       </w:r>
-      <w:proofErr w:type="spellEnd"/>
     </w:p>
     <w:p>
       <w:pPr>
@@ -12814,41 +12677,29 @@
           <w:numId w:val="27"/>
         </w:numPr>
       </w:pPr>
-      <w:proofErr w:type="spellStart"/>
       <w:r>
         <w:rPr>
           <w:rFonts w:hint="eastAsia"/>
         </w:rPr>
         <w:t>资源映射的一致性</w:t>
       </w:r>
-      <w:proofErr w:type="spellEnd"/>
       <w:r>
         <w:br/>
       </w:r>
-      <w:proofErr w:type="spellStart"/>
       <w:r>
         <w:rPr>
           <w:rStyle w:val="VerbatimChar"/>
         </w:rPr>
         <w:t>resources.file_path</w:t>
       </w:r>
-      <w:proofErr w:type="spellEnd"/>
       <w:r>
         <w:t xml:space="preserve"> </w:t>
       </w:r>
-      <w:proofErr w:type="spellStart"/>
-      <w:r>
-        <w:rPr>
-          <w:rFonts w:hint="eastAsia"/>
-        </w:rPr>
-        <w:t>必须能够唯一定位到实际资源文件，否则会造成“资源元数据存在但正文不可读”的问题</w:t>
-      </w:r>
-      <w:proofErr w:type="spellEnd"/>
-      <w:r>
-        <w:rPr>
-          <w:rFonts w:hint="eastAsia"/>
-        </w:rPr>
-        <w:t>。</w:t>
+      <w:r>
+        <w:rPr>
+          <w:rFonts w:hint="eastAsia"/>
+        </w:rPr>
+        <w:t>必须能够唯一定位到实际资源文件，否则会造成“资源元数据存在但正文不可读”的问题。</w:t>
       </w:r>
     </w:p>
     <w:p>
@@ -12887,7 +12738,6 @@
         </w:rPr>
         <w:t xml:space="preserve"> </w:t>
       </w:r>
-      <w:proofErr w:type="spellStart"/>
       <w:r>
         <w:rPr>
           <w:rFonts w:hint="eastAsia"/>
@@ -12895,7 +12745,6 @@
         </w:rPr>
         <w:t>ChromaDB</w:t>
       </w:r>
-      <w:proofErr w:type="spellEnd"/>
       <w:r>
         <w:rPr>
           <w:rFonts w:hint="eastAsia"/>
@@ -12946,14 +12795,12 @@
       <w:r>
         <w:t xml:space="preserve">MySQL </w:t>
       </w:r>
-      <w:proofErr w:type="spellStart"/>
       <w:r>
         <w:rPr>
           <w:rFonts w:hint="eastAsia"/>
         </w:rPr>
         <w:t>数据库</w:t>
       </w:r>
-      <w:proofErr w:type="spellEnd"/>
     </w:p>
     <w:p>
       <w:pPr>
@@ -13172,14 +13019,12 @@
       <w:r>
         <w:t xml:space="preserve">3.1.1 </w:t>
       </w:r>
-      <w:proofErr w:type="spellStart"/>
       <w:r>
         <w:rPr>
           <w:rFonts w:hint="eastAsia"/>
         </w:rPr>
         <w:t>模块结构</w:t>
       </w:r>
-      <w:proofErr w:type="spellEnd"/>
     </w:p>
     <w:p>
       <w:pPr>
@@ -13893,14 +13738,12 @@
       <w:r>
         <w:t xml:space="preserve">3.2.1 </w:t>
       </w:r>
-      <w:proofErr w:type="spellStart"/>
       <w:r>
         <w:rPr>
           <w:rFonts w:hint="eastAsia"/>
         </w:rPr>
         <w:t>子模块划分</w:t>
       </w:r>
-      <w:proofErr w:type="spellEnd"/>
     </w:p>
     <w:tbl>
       <w:tblPr>
@@ -15812,70 +15655,60 @@
           <w:rFonts w:hint="eastAsia"/>
           <w:lang w:eastAsia="zh-CN"/>
         </w:rPr>
+        <w:t>[ChromaDB</w:t>
+      </w:r>
+      <w:r>
+        <w:rPr>
+          <w:rStyle w:val="VerbatimChar"/>
+          <w:rFonts w:hint="eastAsia"/>
+          <w:lang w:eastAsia="zh-CN"/>
+        </w:rPr>
+        <w:t>使用数据</w:t>
+      </w:r>
+      <w:r>
+        <w:rPr>
+          <w:rStyle w:val="VerbatimChar"/>
+          <w:rFonts w:hint="eastAsia"/>
+          <w:lang w:eastAsia="zh-CN"/>
+        </w:rPr>
+        <w:t>]</w:t>
+      </w:r>
+      <w:r>
+        <w:rPr>
+          <w:rStyle w:val="VerbatimChar"/>
+          <w:rFonts w:hint="eastAsia"/>
+          <w:lang w:eastAsia="zh-CN"/>
+        </w:rPr>
+        <w:t>─┘</w:t>
+      </w:r>
+      <w:r>
+        <w:rPr>
+          <w:rStyle w:val="VerbatimChar"/>
+          <w:lang w:eastAsia="zh-CN"/>
+        </w:rPr>
+        <w:t xml:space="preserve">                           ↓</w:t>
+      </w:r>
+      <w:r>
+        <w:rPr>
+          <w:lang w:eastAsia="zh-CN"/>
+        </w:rPr>
+        <w:br/>
+      </w:r>
+      <w:r>
+        <w:rPr>
+          <w:rStyle w:val="VerbatimChar"/>
+          <w:lang w:eastAsia="zh-CN"/>
+        </w:rPr>
+        <w:t xml:space="preserve">                                        </w:t>
+      </w:r>
+      <w:r>
+        <w:rPr>
+          <w:rStyle w:val="VerbatimChar"/>
+          <w:rFonts w:hint="eastAsia"/>
+          <w:lang w:eastAsia="zh-CN"/>
+        </w:rPr>
         <w:t>[</w:t>
       </w:r>
-      <w:proofErr w:type="spellStart"/>
-      <w:r>
-        <w:rPr>
-          <w:rStyle w:val="VerbatimChar"/>
-          <w:rFonts w:hint="eastAsia"/>
-          <w:lang w:eastAsia="zh-CN"/>
-        </w:rPr>
-        <w:t>ChromaDB</w:t>
-      </w:r>
-      <w:proofErr w:type="spellEnd"/>
-      <w:r>
-        <w:rPr>
-          <w:rStyle w:val="VerbatimChar"/>
-          <w:rFonts w:hint="eastAsia"/>
-          <w:lang w:eastAsia="zh-CN"/>
-        </w:rPr>
-        <w:t>使用数据</w:t>
-      </w:r>
-      <w:r>
-        <w:rPr>
-          <w:rStyle w:val="VerbatimChar"/>
-          <w:rFonts w:hint="eastAsia"/>
-          <w:lang w:eastAsia="zh-CN"/>
-        </w:rPr>
-        <w:t>]</w:t>
-      </w:r>
-      <w:r>
-        <w:rPr>
-          <w:rStyle w:val="VerbatimChar"/>
-          <w:rFonts w:hint="eastAsia"/>
-          <w:lang w:eastAsia="zh-CN"/>
-        </w:rPr>
-        <w:t>─┘</w:t>
-      </w:r>
-      <w:r>
-        <w:rPr>
-          <w:rStyle w:val="VerbatimChar"/>
-          <w:lang w:eastAsia="zh-CN"/>
-        </w:rPr>
-        <w:t xml:space="preserve">                           ↓</w:t>
-      </w:r>
-      <w:r>
-        <w:rPr>
-          <w:lang w:eastAsia="zh-CN"/>
-        </w:rPr>
-        <w:br/>
-      </w:r>
-      <w:r>
-        <w:rPr>
-          <w:rStyle w:val="VerbatimChar"/>
-          <w:lang w:eastAsia="zh-CN"/>
-        </w:rPr>
-        <w:t xml:space="preserve">                                        </w:t>
-      </w:r>
-      <w:r>
-        <w:rPr>
-          <w:rStyle w:val="VerbatimChar"/>
-          <w:rFonts w:hint="eastAsia"/>
-          <w:lang w:eastAsia="zh-CN"/>
-        </w:rPr>
-        <w:t>[</w:t>
-      </w:r>
       <w:r>
         <w:rPr>
           <w:rStyle w:val="VerbatimChar"/>
@@ -15884,7 +15717,6 @@
         </w:rPr>
         <w:t>前端</w:t>
       </w:r>
-      <w:proofErr w:type="spellStart"/>
       <w:r>
         <w:rPr>
           <w:rStyle w:val="VerbatimChar"/>
@@ -15893,7 +15725,6 @@
         </w:rPr>
         <w:t>ECharts</w:t>
       </w:r>
-      <w:proofErr w:type="spellEnd"/>
       <w:r>
         <w:rPr>
           <w:rStyle w:val="VerbatimChar"/>
@@ -16571,23 +16402,7 @@
           <w:rStyle w:val="VerbatimChar"/>
           <w:lang w:eastAsia="zh-CN"/>
         </w:rPr>
-        <w:t xml:space="preserve"> + </w:t>
-      </w:r>
-      <w:proofErr w:type="spellStart"/>
-      <w:r>
-        <w:rPr>
-          <w:rStyle w:val="VerbatimChar"/>
-          <w:lang w:eastAsia="zh-CN"/>
-        </w:rPr>
-        <w:t>top_k</w:t>
-      </w:r>
-      <w:proofErr w:type="spellEnd"/>
-      <w:r>
-        <w:rPr>
-          <w:rStyle w:val="VerbatimChar"/>
-          <w:lang w:eastAsia="zh-CN"/>
-        </w:rPr>
-        <w:t xml:space="preserve"> + filters</w:t>
+        <w:t xml:space="preserve"> + top_k + filters</w:t>
       </w:r>
       <w:r>
         <w:rPr>
@@ -16973,7 +16788,6 @@
       <w:r>
         <w:t xml:space="preserve">4.1 </w:t>
       </w:r>
-      <w:proofErr w:type="spellStart"/>
       <w:r>
         <w:rPr>
           <w:rFonts w:hint="eastAsia"/>
@@ -16986,7 +16800,6 @@
         </w:rPr>
         <w:t>UI</w:t>
       </w:r>
-      <w:proofErr w:type="spellEnd"/>
       <w:r>
         <w:rPr>
           <w:rFonts w:hint="eastAsia"/>
@@ -19649,14 +19462,12 @@
       <w:r>
         <w:t xml:space="preserve">5.1 </w:t>
       </w:r>
-      <w:proofErr w:type="spellStart"/>
       <w:r>
         <w:rPr>
           <w:rFonts w:hint="eastAsia"/>
         </w:rPr>
         <w:t>性能指标分解</w:t>
       </w:r>
-      <w:proofErr w:type="spellEnd"/>
     </w:p>
     <w:tbl>
       <w:tblPr>
@@ -20656,14 +20467,12 @@
             <w:pPr>
               <w:pStyle w:val="Compact"/>
             </w:pPr>
-            <w:proofErr w:type="spellStart"/>
             <w:r>
               <w:rPr>
                 <w:rFonts w:hint="eastAsia"/>
               </w:rPr>
               <w:t>组件</w:t>
             </w:r>
-            <w:proofErr w:type="spellEnd"/>
           </w:p>
         </w:tc>
         <w:tc>
@@ -21697,14 +21506,12 @@
             <w:pPr>
               <w:pStyle w:val="Compact"/>
             </w:pPr>
-            <w:proofErr w:type="spellStart"/>
             <w:r>
               <w:rPr>
                 <w:rFonts w:hint="eastAsia"/>
               </w:rPr>
               <w:t>资源可追踪</w:t>
             </w:r>
-            <w:proofErr w:type="spellEnd"/>
           </w:p>
         </w:tc>
         <w:tc>
@@ -21738,14 +21545,12 @@
       <w:r>
         <w:t xml:space="preserve">7.3 </w:t>
       </w:r>
-      <w:proofErr w:type="spellStart"/>
       <w:r>
         <w:rPr>
           <w:rFonts w:hint="eastAsia"/>
         </w:rPr>
         <w:t>安全性设计</w:t>
       </w:r>
-      <w:proofErr w:type="spellEnd"/>
     </w:p>
     <w:tbl>
       <w:tblPr>
@@ -21907,14 +21712,12 @@
             <w:pPr>
               <w:pStyle w:val="Compact"/>
             </w:pPr>
-            <w:proofErr w:type="spellStart"/>
             <w:r>
               <w:rPr>
                 <w:rFonts w:hint="eastAsia"/>
               </w:rPr>
               <w:t>输入校验</w:t>
             </w:r>
-            <w:proofErr w:type="spellEnd"/>
           </w:p>
         </w:tc>
         <w:tc>
@@ -22040,7 +21843,6 @@
           <w:numId w:val="29"/>
         </w:numPr>
       </w:pPr>
-      <w:proofErr w:type="spellStart"/>
       <w:r>
         <w:rPr>
           <w:rFonts w:hint="eastAsia"/>
@@ -22055,32 +21857,21 @@
         </w:rPr>
         <w:t>：可演进为</w:t>
       </w:r>
-      <w:proofErr w:type="spellEnd"/>
-      <w:r>
-        <w:t xml:space="preserve"> </w:t>
-      </w:r>
-      <w:proofErr w:type="spellStart"/>
-      <w:r>
-        <w:t>Faiss</w:t>
+      <w:r>
+        <w:t xml:space="preserve"> Faiss</w:t>
       </w:r>
       <w:r>
         <w:t>、</w:t>
       </w:r>
       <w:r>
-        <w:t>Milvus</w:t>
-      </w:r>
-      <w:proofErr w:type="spellEnd"/>
-      <w:r>
-        <w:t xml:space="preserve"> </w:t>
-      </w:r>
-      <w:proofErr w:type="spellStart"/>
+        <w:t xml:space="preserve">Milvus </w:t>
+      </w:r>
       <w:r>
         <w:rPr>
           <w:rFonts w:hint="eastAsia"/>
         </w:rPr>
         <w:t>等方案</w:t>
       </w:r>
-      <w:proofErr w:type="spellEnd"/>
     </w:p>
     <w:p>
       <w:pPr>
@@ -22253,7 +22044,6 @@
             <w:pPr>
               <w:pStyle w:val="Compact"/>
             </w:pPr>
-            <w:proofErr w:type="spellStart"/>
             <w:r>
               <w:rPr>
                 <w:rFonts w:hint="eastAsia"/>
@@ -22272,7 +22062,6 @@
               </w:rPr>
               <w:t>ID</w:t>
             </w:r>
-            <w:proofErr w:type="spellEnd"/>
           </w:p>
         </w:tc>
         <w:tc>
@@ -23199,7 +22988,6 @@
             <w:pPr>
               <w:pStyle w:val="Compact"/>
             </w:pPr>
-            <w:proofErr w:type="spellStart"/>
             <w:r>
               <w:rPr>
                 <w:rFonts w:hint="eastAsia"/>
@@ -23212,7 +23000,6 @@
               </w:rPr>
               <w:t>设计模块</w:t>
             </w:r>
-            <w:proofErr w:type="spellEnd"/>
           </w:p>
         </w:tc>
         <w:tc>
